--- a/tillsyn/A 42164-2024 tillsynsbegäran.docx
+++ b/tillsyn/A 42164-2024 tillsynsbegäran.docx
@@ -566,7 +566,7 @@
     <w:r>
       <w:tab/>
       <w:tab/>
-      <w:t>2025-04-05</w:t>
+      <w:t>2025-04-06</w:t>
       <w:br/>
       <w:br/>
     </w:r>

--- a/tillsyn/A 42164-2024 tillsynsbegäran.docx
+++ b/tillsyn/A 42164-2024 tillsynsbegäran.docx
@@ -566,7 +566,7 @@
     <w:r>
       <w:tab/>
       <w:tab/>
-      <w:t>2025-04-06</w:t>
+      <w:t>2025-04-07</w:t>
       <w:br/>
       <w:br/>
     </w:r>

--- a/tillsyn/A 42164-2024 tillsynsbegäran.docx
+++ b/tillsyn/A 42164-2024 tillsynsbegäran.docx
@@ -566,7 +566,7 @@
     <w:r>
       <w:tab/>
       <w:tab/>
-      <w:t>2025-04-07</w:t>
+      <w:t>2025-04-08</w:t>
       <w:br/>
       <w:br/>
     </w:r>

--- a/tillsyn/A 42164-2024 tillsynsbegäran.docx
+++ b/tillsyn/A 42164-2024 tillsynsbegäran.docx
@@ -566,7 +566,7 @@
     <w:r>
       <w:tab/>
       <w:tab/>
-      <w:t>2025-04-08</w:t>
+      <w:t>2025-04-09</w:t>
       <w:br/>
       <w:br/>
     </w:r>

--- a/tillsyn/A 42164-2024 tillsynsbegäran.docx
+++ b/tillsyn/A 42164-2024 tillsynsbegäran.docx
@@ -298,7 +298,7 @@
         <w:t xml:space="preserve">Level and pattern of overstory retention interact to shape long-term responses of understories to timber harvest. </w:t>
       </w:r>
       <w:r>
-        <w:t xml:space="preserve">Ecological Applications, 22, 2049–2064 </w:t>
+        <w:t>Ecological Applications, 22, 2049–2064</w:t>
       </w:r>
     </w:p>
     <w:p>
@@ -566,7 +566,7 @@
     <w:r>
       <w:tab/>
       <w:tab/>
-      <w:t>2025-04-09</w:t>
+      <w:t>2025-04-10</w:t>
       <w:br/>
       <w:br/>
     </w:r>

--- a/tillsyn/A 42164-2024 tillsynsbegäran.docx
+++ b/tillsyn/A 42164-2024 tillsynsbegäran.docx
@@ -566,7 +566,7 @@
     <w:r>
       <w:tab/>
       <w:tab/>
-      <w:t>2025-04-10</w:t>
+      <w:t>2025-04-11</w:t>
       <w:br/>
       <w:br/>
     </w:r>

--- a/tillsyn/A 42164-2024 tillsynsbegäran.docx
+++ b/tillsyn/A 42164-2024 tillsynsbegäran.docx
@@ -566,7 +566,7 @@
     <w:r>
       <w:tab/>
       <w:tab/>
-      <w:t>2025-04-11</w:t>
+      <w:t>2025-04-12</w:t>
       <w:br/>
       <w:br/>
     </w:r>

--- a/tillsyn/A 42164-2024 tillsynsbegäran.docx
+++ b/tillsyn/A 42164-2024 tillsynsbegäran.docx
@@ -35,7 +35,7 @@
     </w:p>
     <w:p>
       <w:r>
-        <w:t>I avverkningsanmälan har följande 2 naturvårdsarter hittats: knärot (VU, §8) och lunglav (NT). Av dessa är 2 rödlistade. För rödlistade arter har rödlistekategorin angivits inom parentes. För fridlysta arter anges även paragrafen i Artskyddsförordningen som arten är fridlyst enligt.</w:t>
+        <w:t>I avverkningsanmälan har följande 3 naturvårdsarter hittats: knärot (VU, §8), garnlav (NT) och lunglav (NT). Av dessa är 3 rödlistade. För rödlistade arter har rödlistekategorin angivits inom parentes. För fridlysta arter anges även paragrafen i Artskyddsförordningen som arten är fridlyst enligt.</w:t>
       </w:r>
     </w:p>
     <w:p>
@@ -95,6 +95,17 @@
         <w:rPr>
           <w:b/>
         </w:rPr>
+        <w:t>Garnlav (NT)</w:t>
+      </w:r>
+      <w:r>
+        <w:t xml:space="preserve"> är en utpräglad barrskogsart som ibland kan drapera träden i norrländska grannaturskogar med hög luftfuktighet. Den förekommer även i talldominerade bestånd där den, förutom i trädens grenverk, påträffas hängande över ojämnheter i tallbarken. Arten har minskat starkt i södra och mellersta Sverige och den minskar även i sitt nordliga utbredningsområde. Orsaken till tillbakagången beror främst på slutavverkningar av naturskogsartade skogar. Bestånd med riklig förekomst bör regelmässigt sparas. Garnlav är värdväxt för den mycket sällsynta och akut hotade fjärilen barrskogslavfly (CR) som hör hemma i boreala barrskogar med riklig förekomst av värdväxten. Tidigare kunde arten konstateras årligen på flera platser vid Dala-Floda i Dalarna innan lokalerna kalavverkades. Senaste fyndet i landet av barrskogslavfly är från år 2000 då den påträffades vid Högberget i Sollefteå kommun (SLU Artdatabanken, 2024).</w:t>
+      </w:r>
+    </w:p>
+    <w:p>
+      <w:r>
+        <w:rPr>
+          <w:b/>
+        </w:rPr>
         <w:t>Lunglav (NT)</w:t>
       </w:r>
       <w:r>
@@ -127,7 +138,7 @@
     </w:p>
     <w:p>
       <w:r>
-        <w:t>I det avverkningsanmälda området finns 5 fyndplatser för knärot registrerade på Artportalen. Figur 2 visar gränserna för buffertzoner på 50 m, som behöver lämnas kring fyndplatserna för att knärotslokalerna inte ska försvinna vid en avverkning. Av det avverkningsanmälda området överlappar 1.98 ha med buffertzonerna och får av detta skäl inte avverkas.</w:t>
+        <w:t>I det avverkningsanmälda området finns 6 fyndplatser för knärot registrerade på Artportalen. Figur 2 visar gränserna för buffertzoner på 50 m, som behöver lämnas kring fyndplatserna för att knärotslokalerna inte ska försvinna vid en avverkning. Av det avverkningsanmälda området överlappar 2.05 ha med buffertzonerna och får av detta skäl inte avverkas.</w:t>
       </w:r>
     </w:p>
     <w:p>
@@ -566,7 +577,7 @@
     <w:r>
       <w:tab/>
       <w:tab/>
-      <w:t>2025-04-12</w:t>
+      <w:t>2025-04-13</w:t>
       <w:br/>
       <w:br/>
     </w:r>

--- a/tillsyn/A 42164-2024 tillsynsbegäran.docx
+++ b/tillsyn/A 42164-2024 tillsynsbegäran.docx
@@ -577,7 +577,7 @@
     <w:r>
       <w:tab/>
       <w:tab/>
-      <w:t>2025-04-13</w:t>
+      <w:t>2025-04-14</w:t>
       <w:br/>
       <w:br/>
     </w:r>

--- a/tillsyn/A 42164-2024 tillsynsbegäran.docx
+++ b/tillsyn/A 42164-2024 tillsynsbegäran.docx
@@ -577,7 +577,7 @@
     <w:r>
       <w:tab/>
       <w:tab/>
-      <w:t>2025-04-14</w:t>
+      <w:t>2025-04-15</w:t>
       <w:br/>
       <w:br/>
     </w:r>

--- a/tillsyn/A 42164-2024 tillsynsbegäran.docx
+++ b/tillsyn/A 42164-2024 tillsynsbegäran.docx
@@ -577,7 +577,7 @@
     <w:r>
       <w:tab/>
       <w:tab/>
-      <w:t>2025-04-15</w:t>
+      <w:t>2025-04-16</w:t>
       <w:br/>
       <w:br/>
     </w:r>

--- a/tillsyn/A 42164-2024 tillsynsbegäran.docx
+++ b/tillsyn/A 42164-2024 tillsynsbegäran.docx
@@ -577,7 +577,7 @@
     <w:r>
       <w:tab/>
       <w:tab/>
-      <w:t>2025-04-16</w:t>
+      <w:t>2025-04-17</w:t>
       <w:br/>
       <w:br/>
     </w:r>

--- a/tillsyn/A 42164-2024 tillsynsbegäran.docx
+++ b/tillsyn/A 42164-2024 tillsynsbegäran.docx
@@ -577,7 +577,7 @@
     <w:r>
       <w:tab/>
       <w:tab/>
-      <w:t>2025-04-17</w:t>
+      <w:t>2025-04-18</w:t>
       <w:br/>
       <w:br/>
     </w:r>

--- a/tillsyn/A 42164-2024 tillsynsbegäran.docx
+++ b/tillsyn/A 42164-2024 tillsynsbegäran.docx
@@ -577,7 +577,7 @@
     <w:r>
       <w:tab/>
       <w:tab/>
-      <w:t>2025-04-18</w:t>
+      <w:t>2025-04-19</w:t>
       <w:br/>
       <w:br/>
     </w:r>

--- a/tillsyn/A 42164-2024 tillsynsbegäran.docx
+++ b/tillsyn/A 42164-2024 tillsynsbegäran.docx
@@ -577,7 +577,7 @@
     <w:r>
       <w:tab/>
       <w:tab/>
-      <w:t>2025-05-03</w:t>
+      <w:t>2025-05-04</w:t>
       <w:br/>
       <w:br/>
     </w:r>

--- a/tillsyn/A 42164-2024 tillsynsbegäran.docx
+++ b/tillsyn/A 42164-2024 tillsynsbegäran.docx
@@ -577,7 +577,7 @@
     <w:r>
       <w:tab/>
       <w:tab/>
-      <w:t>2025-05-04</w:t>
+      <w:t>2025-05-06</w:t>
       <w:br/>
       <w:br/>
     </w:r>

--- a/tillsyn/A 42164-2024 tillsynsbegäran.docx
+++ b/tillsyn/A 42164-2024 tillsynsbegäran.docx
@@ -577,7 +577,7 @@
     <w:r>
       <w:tab/>
       <w:tab/>
-      <w:t>2025-05-06</w:t>
+      <w:t>2025-05-07</w:t>
       <w:br/>
       <w:br/>
     </w:r>

--- a/tillsyn/A 42164-2024 tillsynsbegäran.docx
+++ b/tillsyn/A 42164-2024 tillsynsbegäran.docx
@@ -577,7 +577,7 @@
     <w:r>
       <w:tab/>
       <w:tab/>
-      <w:t>2025-05-07</w:t>
+      <w:t>2025-05-08</w:t>
       <w:br/>
       <w:br/>
     </w:r>

--- a/tillsyn/A 42164-2024 tillsynsbegäran.docx
+++ b/tillsyn/A 42164-2024 tillsynsbegäran.docx
@@ -577,7 +577,7 @@
     <w:r>
       <w:tab/>
       <w:tab/>
-      <w:t>2025-05-08</w:t>
+      <w:t>2025-05-09</w:t>
       <w:br/>
       <w:br/>
     </w:r>

--- a/tillsyn/A 42164-2024 tillsynsbegäran.docx
+++ b/tillsyn/A 42164-2024 tillsynsbegäran.docx
@@ -577,7 +577,7 @@
     <w:r>
       <w:tab/>
       <w:tab/>
-      <w:t>2025-05-09</w:t>
+      <w:t>2025-05-10</w:t>
       <w:br/>
       <w:br/>
     </w:r>

--- a/tillsyn/A 42164-2024 tillsynsbegäran.docx
+++ b/tillsyn/A 42164-2024 tillsynsbegäran.docx
@@ -577,7 +577,7 @@
     <w:r>
       <w:tab/>
       <w:tab/>
-      <w:t>2025-05-10</w:t>
+      <w:t>2025-05-11</w:t>
       <w:br/>
       <w:br/>
     </w:r>

--- a/tillsyn/A 42164-2024 tillsynsbegäran.docx
+++ b/tillsyn/A 42164-2024 tillsynsbegäran.docx
@@ -577,7 +577,7 @@
     <w:r>
       <w:tab/>
       <w:tab/>
-      <w:t>2025-05-11</w:t>
+      <w:t>2025-05-12</w:t>
       <w:br/>
       <w:br/>
     </w:r>

--- a/tillsyn/A 42164-2024 tillsynsbegäran.docx
+++ b/tillsyn/A 42164-2024 tillsynsbegäran.docx
@@ -577,7 +577,7 @@
     <w:r>
       <w:tab/>
       <w:tab/>
-      <w:t>2025-05-12</w:t>
+      <w:t>2025-05-13</w:t>
       <w:br/>
       <w:br/>
     </w:r>

--- a/tillsyn/A 42164-2024 tillsynsbegäran.docx
+++ b/tillsyn/A 42164-2024 tillsynsbegäran.docx
@@ -35,7 +35,7 @@
     </w:p>
     <w:p>
       <w:r>
-        <w:t>I avverkningsanmälan har följande 3 naturvårdsarter hittats: knärot (VU, §8), garnlav (NT) och lunglav (NT). Av dessa är 3 rödlistade. För rödlistade arter har rödlistekategorin angivits inom parentes. För fridlysta arter anges även paragrafen i Artskyddsförordningen som arten är fridlyst enligt.</w:t>
+        <w:t>I avverkningsanmälan har följande 4 naturvårdsarter hittats: knärot (VU, §8), garnlav (NT), lunglav (NT) och lavskrika (§4). Av dessa är 3 rödlistade. För rödlistade arter har rödlistekategorin angivits inom parentes. För fridlysta arter anges även paragrafen i Artskyddsförordningen som arten är fridlyst enligt.</w:t>
       </w:r>
     </w:p>
     <w:p>
@@ -122,7 +122,21 @@
     </w:p>
     <w:p>
       <w:r>
-        <w:t>Följande fridlysta arter har sina livsmiljöer och växtplatser i den avverkningsanmälda skogen: knärot (VU, §8).</w:t>
+        <w:t>Följande fridlysta arter har sina livsmiljöer och växtplatser i den avverkningsanmälda skogen: knärot (VU, §8) och lavskrika (§4).</w:t>
+      </w:r>
+    </w:p>
+    <w:p>
+      <w:r>
+        <w:t xml:space="preserve">Observera att medlemsländerna är skyldiga att agera i enlighet med EU:s fågeldirektiv där det uttryckligen står att direktivet gäller för fåglar samt för deras ägg, bon och </w:t>
+      </w:r>
+      <w:r>
+        <w:rPr>
+          <w:b/>
+        </w:rPr>
+        <w:t xml:space="preserve">livsmiljöer </w:t>
+      </w:r>
+      <w:r>
+        <w:t>(artikel 1). Vidare att de åtgärder som vidtas inte får leda till en försämring av den nuvarande situationen beträffande bevarandet av de fågelarter som avses i artikel 1 (artikel 13). Fågeldirektivet är styrande för tillsynsansvariga myndigheters ärendehantering, ställningstaganden och beslutsfattande.</w:t>
       </w:r>
     </w:p>
     <w:p>
@@ -192,6 +206,17 @@
       <w:pPr>
         <w:pStyle w:val="Caption"/>
       </w:pPr>
+    </w:p>
+    <w:p>
+      <w:r>
+        <w:rPr>
+          <w:b/>
+        </w:rPr>
+        <w:t>Lavskrika (§4)</w:t>
+      </w:r>
+      <w:r>
+        <w:t>, prioriterad art i Skogsvårdslagen, är en mycket stationär fågel, som häckar i äldre, slutna och hänglavsrika barrskogar. Reviren är livslånga med hemområden som varierar mellan 50 och 150 ha. Inom ett revir av hög kvalitet finns det som regel ett eller flera kärnområden (1–20 ha) med relativt tät flerskiktad granskog. Arten missgynnas när flerskiktad skog omförs till enskiktade bestånd och även röjning och hård gallring är starkt negativt. Lavskrikan har relativt stora hemområden och försvinner när den äldre skogen fragmenteras, särskilt allvarligt är när kärnområdena avverkas. (Skogsstyrelsen 2016). Populationen har minskat med 20–40 % de senaste 30 åren. Arten försvinner successivt framför allt vid dess utbredningsgränser (SLU Artdatabanken, 2021).</w:t>
+      </w:r>
     </w:p>
     <w:p>
       <w:r>
@@ -373,6 +398,83 @@
         <w:pStyle w:val="Heading1"/>
       </w:pPr>
       <w:r>
+        <w:t>Lavskrika – ekologi samt krav på livsmiljön</w:t>
+      </w:r>
+    </w:p>
+    <w:p>
+      <w:r>
+        <w:t>Lavskrikan är fridlyst enligt 4 § artskyddsförordningen (2007:845) och ingår i förteckningen över prioriterade arter i Skogsstyrelsens föreskrifter och allmänna råd (SKSFS 2011:7) bilaga 4.</w:t>
+      </w:r>
+    </w:p>
+    <w:p>
+      <w:r>
+        <w:t xml:space="preserve">I Skogsstyrelsens vägledning för hänsyn till fåglar står bland annat att: </w:t>
+      </w:r>
+      <w:r>
+        <w:rPr>
+          <w:i/>
+        </w:rPr>
+        <w:t>“Reviren är livslånga med hemområden som varierar mellan 50 och 150 ha. Hemområdena har inga fasta gränser utan det handlar mera om de yttre gränserna för familjegruppernas rörelser. Lavskrikan undviker att förflytta sig över stora öppna områden och hemområdesstorleken är därför större i områden fragmenterade av hyggen och yngre skog än i områden med i sammanhängande äldre skog. Det finns studier som antyder att det inom ett revir bör finnas maximalt 15 % öppna ytor och ungskog. Inom ett revir av hög kvalitet finns det som regel ett eller flera kärnområden (1–20 ha) med relativt tät flerskiktad granskog.”</w:t>
+      </w:r>
+      <w:r>
+        <w:t xml:space="preserve"> Vidare att: </w:t>
+      </w:r>
+      <w:r>
+        <w:rPr>
+          <w:i/>
+        </w:rPr>
+        <w:t>“Arten missgynnas när flerskiktad skog omförs till enskiktade bestånd. Även skogsskötsel med återkommande röjning och hård gallring är starkt negativt. Lavskrikan har relativt stora hemområden och försvinner när den äldre skogen fragmenteras, särskilt allvarligt är när kärnområdena avverkas.”</w:t>
+      </w:r>
+      <w:r>
+        <w:t xml:space="preserve"> (Skogsstyrelsen 2016).</w:t>
+      </w:r>
+    </w:p>
+    <w:p>
+      <w:r>
+        <w:t>Populationen har minskat med 20–40 % de senaste 30 åren, men i Svensk Fågeltaxerings standardrutter varierar antalet kraftigt och ingen minskning kan skönjas de senaste 18 åren. Arten försvinner successivt framför allt vid dess utbredningsgränser (SLU Artdatabanken, 2022).</w:t>
+      </w:r>
+    </w:p>
+    <w:p>
+      <w:pPr>
+        <w:pStyle w:val="Heading2"/>
+      </w:pPr>
+      <w:r>
+        <w:t>Referenser – lavskrika</w:t>
+      </w:r>
+    </w:p>
+    <w:p>
+      <w:r>
+        <w:t xml:space="preserve">Skogsstyrelsen, 2016. </w:t>
+      </w:r>
+      <w:r>
+        <w:rPr>
+          <w:i/>
+        </w:rPr>
+        <w:t xml:space="preserve">Vägledning för hänsyn till fåglar – lavskrika. </w:t>
+      </w:r>
+      <w:r>
+        <w:t>https://www.skogsstyrelsen.se/globalassets/lag-och-tillsyn/artskydd/vagledningar-for-hansyn-till-faglar/lavskrika-vagledning-hansyn.pdf</w:t>
+      </w:r>
+    </w:p>
+    <w:p>
+      <w:r>
+        <w:t xml:space="preserve">SLU Artdatabanken, 2021. </w:t>
+      </w:r>
+      <w:r>
+        <w:rPr>
+          <w:i/>
+        </w:rPr>
+        <w:t xml:space="preserve">Artfaktablad. Naturvård – artfakta. </w:t>
+      </w:r>
+      <w:r>
+        <w:t>SLU Artdatabanken, Uppsala</w:t>
+      </w:r>
+    </w:p>
+    <w:p>
+      <w:pPr>
+        <w:pStyle w:val="Heading1"/>
+      </w:pPr>
+      <w:r>
         <w:t>Lunglav – ekologi samt krav på livsmiljön</w:t>
       </w:r>
     </w:p>
@@ -577,7 +679,7 @@
     <w:r>
       <w:tab/>
       <w:tab/>
-      <w:t>2025-05-13</w:t>
+      <w:t>2025-05-14</w:t>
       <w:br/>
       <w:br/>
     </w:r>

--- a/tillsyn/A 42164-2024 tillsynsbegäran.docx
+++ b/tillsyn/A 42164-2024 tillsynsbegäran.docx
@@ -679,7 +679,7 @@
     <w:r>
       <w:tab/>
       <w:tab/>
-      <w:t>2025-05-14</w:t>
+      <w:t>2025-05-15</w:t>
       <w:br/>
       <w:br/>
     </w:r>

--- a/tillsyn/A 42164-2024 tillsynsbegäran.docx
+++ b/tillsyn/A 42164-2024 tillsynsbegäran.docx
@@ -679,7 +679,7 @@
     <w:r>
       <w:tab/>
       <w:tab/>
-      <w:t>2025-05-15</w:t>
+      <w:t>2025-05-16</w:t>
       <w:br/>
       <w:br/>
     </w:r>

--- a/tillsyn/A 42164-2024 tillsynsbegäran.docx
+++ b/tillsyn/A 42164-2024 tillsynsbegäran.docx
@@ -679,7 +679,7 @@
     <w:r>
       <w:tab/>
       <w:tab/>
-      <w:t>2025-05-16</w:t>
+      <w:t>2025-05-17</w:t>
       <w:br/>
       <w:br/>
     </w:r>

--- a/tillsyn/A 42164-2024 tillsynsbegäran.docx
+++ b/tillsyn/A 42164-2024 tillsynsbegäran.docx
@@ -679,7 +679,7 @@
     <w:r>
       <w:tab/>
       <w:tab/>
-      <w:t>2025-05-17</w:t>
+      <w:t>2025-05-18</w:t>
       <w:br/>
       <w:br/>
     </w:r>

--- a/tillsyn/A 42164-2024 tillsynsbegäran.docx
+++ b/tillsyn/A 42164-2024 tillsynsbegäran.docx
@@ -679,7 +679,7 @@
     <w:r>
       <w:tab/>
       <w:tab/>
-      <w:t>2025-05-18</w:t>
+      <w:t>2025-05-19</w:t>
       <w:br/>
       <w:br/>
     </w:r>

--- a/tillsyn/A 42164-2024 tillsynsbegäran.docx
+++ b/tillsyn/A 42164-2024 tillsynsbegäran.docx
@@ -679,7 +679,7 @@
     <w:r>
       <w:tab/>
       <w:tab/>
-      <w:t>2025-05-19</w:t>
+      <w:t>2025-05-20</w:t>
       <w:br/>
       <w:br/>
     </w:r>

--- a/tillsyn/A 42164-2024 tillsynsbegäran.docx
+++ b/tillsyn/A 42164-2024 tillsynsbegäran.docx
@@ -679,7 +679,7 @@
     <w:r>
       <w:tab/>
       <w:tab/>
-      <w:t>2025-05-20</w:t>
+      <w:t>2025-05-21</w:t>
       <w:br/>
       <w:br/>
     </w:r>

--- a/tillsyn/A 42164-2024 tillsynsbegäran.docx
+++ b/tillsyn/A 42164-2024 tillsynsbegäran.docx
@@ -679,7 +679,7 @@
     <w:r>
       <w:tab/>
       <w:tab/>
-      <w:t>2025-05-21</w:t>
+      <w:t>2025-05-22</w:t>
       <w:br/>
       <w:br/>
     </w:r>

--- a/tillsyn/A 42164-2024 tillsynsbegäran.docx
+++ b/tillsyn/A 42164-2024 tillsynsbegäran.docx
@@ -679,7 +679,7 @@
     <w:r>
       <w:tab/>
       <w:tab/>
-      <w:t>2025-05-22</w:t>
+      <w:t>2025-05-23</w:t>
       <w:br/>
       <w:br/>
     </w:r>

--- a/tillsyn/A 42164-2024 tillsynsbegäran.docx
+++ b/tillsyn/A 42164-2024 tillsynsbegäran.docx
@@ -679,7 +679,7 @@
     <w:r>
       <w:tab/>
       <w:tab/>
-      <w:t>2025-05-23</w:t>
+      <w:t>2025-05-24</w:t>
       <w:br/>
       <w:br/>
     </w:r>

--- a/tillsyn/A 42164-2024 tillsynsbegäran.docx
+++ b/tillsyn/A 42164-2024 tillsynsbegäran.docx
@@ -679,7 +679,7 @@
     <w:r>
       <w:tab/>
       <w:tab/>
-      <w:t>2025-05-24</w:t>
+      <w:t>2025-05-25</w:t>
       <w:br/>
       <w:br/>
     </w:r>

--- a/tillsyn/A 42164-2024 tillsynsbegäran.docx
+++ b/tillsyn/A 42164-2024 tillsynsbegäran.docx
@@ -679,7 +679,7 @@
     <w:r>
       <w:tab/>
       <w:tab/>
-      <w:t>2025-05-25</w:t>
+      <w:t>2025-05-26</w:t>
       <w:br/>
       <w:br/>
     </w:r>

--- a/tillsyn/A 42164-2024 tillsynsbegäran.docx
+++ b/tillsyn/A 42164-2024 tillsynsbegäran.docx
@@ -679,7 +679,7 @@
     <w:r>
       <w:tab/>
       <w:tab/>
-      <w:t>2025-05-26</w:t>
+      <w:t>2025-05-27</w:t>
       <w:br/>
       <w:br/>
     </w:r>

--- a/tillsyn/A 42164-2024 tillsynsbegäran.docx
+++ b/tillsyn/A 42164-2024 tillsynsbegäran.docx
@@ -679,7 +679,7 @@
     <w:r>
       <w:tab/>
       <w:tab/>
-      <w:t>2025-05-27</w:t>
+      <w:t>2025-05-30</w:t>
       <w:br/>
       <w:br/>
     </w:r>

--- a/tillsyn/A 42164-2024 tillsynsbegäran.docx
+++ b/tillsyn/A 42164-2024 tillsynsbegäran.docx
@@ -679,7 +679,7 @@
     <w:r>
       <w:tab/>
       <w:tab/>
-      <w:t>2025-05-30</w:t>
+      <w:t>2025-06-01</w:t>
       <w:br/>
       <w:br/>
     </w:r>

--- a/tillsyn/A 42164-2024 tillsynsbegäran.docx
+++ b/tillsyn/A 42164-2024 tillsynsbegäran.docx
@@ -679,7 +679,7 @@
     <w:r>
       <w:tab/>
       <w:tab/>
-      <w:t>2025-06-01</w:t>
+      <w:t>2025-06-02</w:t>
       <w:br/>
       <w:br/>
     </w:r>

--- a/tillsyn/A 42164-2024 tillsynsbegäran.docx
+++ b/tillsyn/A 42164-2024 tillsynsbegäran.docx
@@ -679,7 +679,7 @@
     <w:r>
       <w:tab/>
       <w:tab/>
-      <w:t>2025-06-02</w:t>
+      <w:t>2025-06-03</w:t>
       <w:br/>
       <w:br/>
     </w:r>

--- a/tillsyn/A 42164-2024 tillsynsbegäran.docx
+++ b/tillsyn/A 42164-2024 tillsynsbegäran.docx
@@ -679,7 +679,7 @@
     <w:r>
       <w:tab/>
       <w:tab/>
-      <w:t>2025-06-03</w:t>
+      <w:t>2025-06-04</w:t>
       <w:br/>
       <w:br/>
     </w:r>

--- a/tillsyn/A 42164-2024 tillsynsbegäran.docx
+++ b/tillsyn/A 42164-2024 tillsynsbegäran.docx
@@ -679,7 +679,7 @@
     <w:r>
       <w:tab/>
       <w:tab/>
-      <w:t>2025-06-04</w:t>
+      <w:t>2025-06-05</w:t>
       <w:br/>
       <w:br/>
     </w:r>

--- a/tillsyn/A 42164-2024 tillsynsbegäran.docx
+++ b/tillsyn/A 42164-2024 tillsynsbegäran.docx
@@ -679,7 +679,7 @@
     <w:r>
       <w:tab/>
       <w:tab/>
-      <w:t>2025-06-13</w:t>
+      <w:t>2025-06-15</w:t>
       <w:br/>
       <w:br/>
     </w:r>

--- a/tillsyn/A 42164-2024 tillsynsbegäran.docx
+++ b/tillsyn/A 42164-2024 tillsynsbegäran.docx
@@ -679,7 +679,7 @@
     <w:r>
       <w:tab/>
       <w:tab/>
-      <w:t>2025-06-15</w:t>
+      <w:t>2025-06-16</w:t>
       <w:br/>
       <w:br/>
     </w:r>

--- a/tillsyn/A 42164-2024 tillsynsbegäran.docx
+++ b/tillsyn/A 42164-2024 tillsynsbegäran.docx
@@ -679,7 +679,7 @@
     <w:r>
       <w:tab/>
       <w:tab/>
-      <w:t>2025-06-16</w:t>
+      <w:t>2025-06-17</w:t>
       <w:br/>
       <w:br/>
     </w:r>

--- a/tillsyn/A 42164-2024 tillsynsbegäran.docx
+++ b/tillsyn/A 42164-2024 tillsynsbegäran.docx
@@ -679,7 +679,7 @@
     <w:r>
       <w:tab/>
       <w:tab/>
-      <w:t>2025-06-17</w:t>
+      <w:t>2025-06-18</w:t>
       <w:br/>
       <w:br/>
     </w:r>

--- a/tillsyn/A 42164-2024 tillsynsbegäran.docx
+++ b/tillsyn/A 42164-2024 tillsynsbegäran.docx
@@ -679,7 +679,7 @@
     <w:r>
       <w:tab/>
       <w:tab/>
-      <w:t>2025-06-18</w:t>
+      <w:t>2025-06-19</w:t>
       <w:br/>
       <w:br/>
     </w:r>

--- a/tillsyn/A 42164-2024 tillsynsbegäran.docx
+++ b/tillsyn/A 42164-2024 tillsynsbegäran.docx
@@ -679,7 +679,7 @@
     <w:r>
       <w:tab/>
       <w:tab/>
-      <w:t>2025-06-19</w:t>
+      <w:t>2025-06-20</w:t>
       <w:br/>
       <w:br/>
     </w:r>

--- a/tillsyn/A 42164-2024 tillsynsbegäran.docx
+++ b/tillsyn/A 42164-2024 tillsynsbegäran.docx
@@ -679,7 +679,7 @@
     <w:r>
       <w:tab/>
       <w:tab/>
-      <w:t>2025-06-20</w:t>
+      <w:t>2025-06-21</w:t>
       <w:br/>
       <w:br/>
     </w:r>

--- a/tillsyn/A 42164-2024 tillsynsbegäran.docx
+++ b/tillsyn/A 42164-2024 tillsynsbegäran.docx
@@ -679,7 +679,7 @@
     <w:r>
       <w:tab/>
       <w:tab/>
-      <w:t>2025-06-21</w:t>
+      <w:t>2025-06-22</w:t>
       <w:br/>
       <w:br/>
     </w:r>

--- a/tillsyn/A 42164-2024 tillsynsbegäran.docx
+++ b/tillsyn/A 42164-2024 tillsynsbegäran.docx
@@ -679,7 +679,7 @@
     <w:r>
       <w:tab/>
       <w:tab/>
-      <w:t>2025-06-22</w:t>
+      <w:t>2025-06-23</w:t>
       <w:br/>
       <w:br/>
     </w:r>

--- a/tillsyn/A 42164-2024 tillsynsbegäran.docx
+++ b/tillsyn/A 42164-2024 tillsynsbegäran.docx
@@ -679,7 +679,7 @@
     <w:r>
       <w:tab/>
       <w:tab/>
-      <w:t>2025-06-23</w:t>
+      <w:t>2025-06-24</w:t>
       <w:br/>
       <w:br/>
     </w:r>

--- a/tillsyn/A 42164-2024 tillsynsbegäran.docx
+++ b/tillsyn/A 42164-2024 tillsynsbegäran.docx
@@ -679,7 +679,7 @@
     <w:r>
       <w:tab/>
       <w:tab/>
-      <w:t>2025-06-24</w:t>
+      <w:t>2025-06-25</w:t>
       <w:br/>
       <w:br/>
     </w:r>

--- a/tillsyn/A 42164-2024 tillsynsbegäran.docx
+++ b/tillsyn/A 42164-2024 tillsynsbegäran.docx
@@ -679,7 +679,7 @@
     <w:r>
       <w:tab/>
       <w:tab/>
-      <w:t>2025-06-25</w:t>
+      <w:t>2025-06-26</w:t>
       <w:br/>
       <w:br/>
     </w:r>

--- a/tillsyn/A 42164-2024 tillsynsbegäran.docx
+++ b/tillsyn/A 42164-2024 tillsynsbegäran.docx
@@ -679,7 +679,7 @@
     <w:r>
       <w:tab/>
       <w:tab/>
-      <w:t>2025-06-26</w:t>
+      <w:t>2025-06-27</w:t>
       <w:br/>
       <w:br/>
     </w:r>

--- a/tillsyn/A 42164-2024 tillsynsbegäran.docx
+++ b/tillsyn/A 42164-2024 tillsynsbegäran.docx
@@ -679,7 +679,7 @@
     <w:r>
       <w:tab/>
       <w:tab/>
-      <w:t>2025-06-27</w:t>
+      <w:t>2025-06-28</w:t>
       <w:br/>
       <w:br/>
     </w:r>

--- a/tillsyn/A 42164-2024 tillsynsbegäran.docx
+++ b/tillsyn/A 42164-2024 tillsynsbegäran.docx
@@ -679,7 +679,7 @@
     <w:r>
       <w:tab/>
       <w:tab/>
-      <w:t>2025-06-28</w:t>
+      <w:t>2025-06-29</w:t>
       <w:br/>
       <w:br/>
     </w:r>

--- a/tillsyn/A 42164-2024 tillsynsbegäran.docx
+++ b/tillsyn/A 42164-2024 tillsynsbegäran.docx
@@ -679,7 +679,7 @@
     <w:r>
       <w:tab/>
       <w:tab/>
-      <w:t>2025-06-29</w:t>
+      <w:t>2025-06-30</w:t>
       <w:br/>
       <w:br/>
     </w:r>

--- a/tillsyn/A 42164-2024 tillsynsbegäran.docx
+++ b/tillsyn/A 42164-2024 tillsynsbegäran.docx
@@ -679,7 +679,7 @@
     <w:r>
       <w:tab/>
       <w:tab/>
-      <w:t>2025-06-30</w:t>
+      <w:t>2025-07-01</w:t>
       <w:br/>
       <w:br/>
     </w:r>

--- a/tillsyn/A 42164-2024 tillsynsbegäran.docx
+++ b/tillsyn/A 42164-2024 tillsynsbegäran.docx
@@ -679,7 +679,7 @@
     <w:r>
       <w:tab/>
       <w:tab/>
-      <w:t>2025-07-01</w:t>
+      <w:t>2025-07-02</w:t>
       <w:br/>
       <w:br/>
     </w:r>

--- a/tillsyn/A 42164-2024 tillsynsbegäran.docx
+++ b/tillsyn/A 42164-2024 tillsynsbegäran.docx
@@ -679,7 +679,7 @@
     <w:r>
       <w:tab/>
       <w:tab/>
-      <w:t>2025-07-02</w:t>
+      <w:t>2025-07-03</w:t>
       <w:br/>
       <w:br/>
     </w:r>

--- a/tillsyn/A 42164-2024 tillsynsbegäran.docx
+++ b/tillsyn/A 42164-2024 tillsynsbegäran.docx
@@ -679,7 +679,7 @@
     <w:r>
       <w:tab/>
       <w:tab/>
-      <w:t>2025-07-03</w:t>
+      <w:t>2025-07-04</w:t>
       <w:br/>
       <w:br/>
     </w:r>

--- a/tillsyn/A 42164-2024 tillsynsbegäran.docx
+++ b/tillsyn/A 42164-2024 tillsynsbegäran.docx
@@ -679,7 +679,7 @@
     <w:r>
       <w:tab/>
       <w:tab/>
-      <w:t>2025-07-04</w:t>
+      <w:t>2025-07-05</w:t>
       <w:br/>
       <w:br/>
     </w:r>

--- a/tillsyn/A 42164-2024 tillsynsbegäran.docx
+++ b/tillsyn/A 42164-2024 tillsynsbegäran.docx
@@ -679,7 +679,7 @@
     <w:r>
       <w:tab/>
       <w:tab/>
-      <w:t>2025-07-05</w:t>
+      <w:t>2025-07-06</w:t>
       <w:br/>
       <w:br/>
     </w:r>

--- a/tillsyn/A 42164-2024 tillsynsbegäran.docx
+++ b/tillsyn/A 42164-2024 tillsynsbegäran.docx
@@ -679,7 +679,7 @@
     <w:r>
       <w:tab/>
       <w:tab/>
-      <w:t>2025-07-06</w:t>
+      <w:t>2025-07-07</w:t>
       <w:br/>
       <w:br/>
     </w:r>

--- a/tillsyn/A 42164-2024 tillsynsbegäran.docx
+++ b/tillsyn/A 42164-2024 tillsynsbegäran.docx
@@ -679,7 +679,7 @@
     <w:r>
       <w:tab/>
       <w:tab/>
-      <w:t>2025-07-07</w:t>
+      <w:t>2025-07-08</w:t>
       <w:br/>
       <w:br/>
     </w:r>

--- a/tillsyn/A 42164-2024 tillsynsbegäran.docx
+++ b/tillsyn/A 42164-2024 tillsynsbegäran.docx
@@ -109,7 +109,25 @@
         <w:t>Lunglav (NT)</w:t>
       </w:r>
       <w:r>
-        <w:t xml:space="preserve"> är en av vårt lands främsta signalarter som överallt indikerar gamla lövträd, skogsbestånd med höga naturvärden och ekosystem med lång skoglig kontinuitet. Lokalt kan förekomsten vara mycket riklig men den hittas nästan enbart i gamla och ej slutavverkade skogar. Artens samtliga förekomster bör uppmärksammas från naturvårdssynpunkt, då många lokaler även hyser andra ovanliga och rödlistade arter. Rikliga förekomster bör skyddas med biotopskydd, frivilliga avsättningar eller reservat (SLU Artdatabanken, 2024; Nitare &amp; Skogsstyrelsen, 2019).</w:t>
+        <w:t xml:space="preserve"> är en av vårt lands främsta signalarter som överallt indikerar gamla lövträd, skogsbestånd med höga naturvärden och ekosystem med lång skoglig kontinuitet. Lokalt kan förekomsten vara mycket riklig men den hittas nästan enbart i gamla och ej slutavverkade skogar. Artens samtliga förekomster bör uppmärksammas från naturvårdssynpunkt, då många lokaler även hyser andra ovanliga och rödlistade arter. Rikliga förekomster bör skyddas med biotopskydd, frivilliga avsättningar eller reservat. Det finns ett antal sällsynta lavparasiter som växer på lunglav: lunglavsknapp (VU), skrovelmössing (DD), lunglavshårprick (DD), </w:t>
+      </w:r>
+      <w:r>
+        <w:rPr>
+          <w:i/>
+        </w:rPr>
+        <w:t>Calycina alstrupii</w:t>
+      </w:r>
+      <w:r>
+        <w:t xml:space="preserve"> (NA) och </w:t>
+      </w:r>
+      <w:r>
+        <w:rPr>
+          <w:i/>
+        </w:rPr>
+        <w:t>Chalara lobariae</w:t>
+      </w:r>
+      <w:r>
+        <w:t xml:space="preserve"> (NA) (SLU Artdatabanken, 2025; SLU Artdatabanken, 2024; Nitare &amp; Skogsstyrelsen, 2019).</w:t>
       </w:r>
     </w:p>
     <w:p>
@@ -494,7 +512,7 @@
         <w:t>Plectocarpon lichenum</w:t>
       </w:r>
       <w:r>
-        <w:t xml:space="preserve"> (VU). Det finns ytterligare två rödlistade parasiter vilka bara förekommer på lunglav, Skrovelmössing </w:t>
+        <w:t xml:space="preserve"> (VU). Det finns ytterligare ett antal parasiter vilka bara förekommer på lunglav: Skrovelmössing </w:t>
       </w:r>
       <w:r>
         <w:rPr>
@@ -512,7 +530,25 @@
         <w:t>Niesslia lobariae</w:t>
       </w:r>
       <w:r>
-        <w:t xml:space="preserve"> (rödlistad som Kunskapsbrist DD). Skrovelmössing (DD) har små svarta apothecier och bruna, 1-septerade sporer och Lunglavshårprick (DD) har brunhåriga perithecier och färglösa, 1-septerade sporer (SLU Artdatabanken, 2024; Nitare &amp; Skogsstyrelsen, 2019).</w:t>
+        <w:t xml:space="preserve"> (rödlistad som Kunskapsbrist DD). Skrovelmössing (DD) har små svarta apothecier och bruna, 1-septerade sporer och Lunglavshårprick (DD) har brunhåriga perithecier och färglösa, 1-septerade sporer. Nyligen har ytterligare två lavparasiter påträffats i Sverige som växer på lunglav: </w:t>
+      </w:r>
+      <w:r>
+        <w:rPr>
+          <w:i/>
+        </w:rPr>
+        <w:t>Calycina alstrupii</w:t>
+      </w:r>
+      <w:r>
+        <w:t xml:space="preserve"> (NA) och </w:t>
+      </w:r>
+      <w:r>
+        <w:rPr>
+          <w:i/>
+        </w:rPr>
+        <w:t>Chalara lobariae</w:t>
+      </w:r>
+      <w:r>
+        <w:t xml:space="preserve"> (NA) (SLU Artdatabanken, 2025; SLU Artdatabanken, 2024; Nitare &amp; Skogsstyrelsen, 2019).</w:t>
       </w:r>
     </w:p>
     <w:p>
@@ -549,6 +585,20 @@
       </w:r>
       <w:r>
         <w:t>SLU Artdatabanken, Uppsala.</w:t>
+      </w:r>
+    </w:p>
+    <w:p>
+      <w:r>
+        <w:t xml:space="preserve">SLU Artdatabanken, 2025. </w:t>
+      </w:r>
+      <w:r>
+        <w:rPr>
+          <w:i/>
+        </w:rPr>
+        <w:t xml:space="preserve">Över 20 nya lavparasiter för Sverige. </w:t>
+      </w:r>
+      <w:r>
+        <w:t>https://www.slu.se/artdatabanken/arter-och-natur/artiklar/over-20-nya-lavparasiter-for-sverige/</w:t>
       </w:r>
     </w:p>
     <w:sectPr>
@@ -679,7 +729,7 @@
     <w:r>
       <w:tab/>
       <w:tab/>
-      <w:t>2025-07-08</w:t>
+      <w:t>2025-07-09</w:t>
       <w:br/>
       <w:br/>
     </w:r>

--- a/tillsyn/A 42164-2024 tillsynsbegäran.docx
+++ b/tillsyn/A 42164-2024 tillsynsbegäran.docx
@@ -729,7 +729,7 @@
     <w:r>
       <w:tab/>
       <w:tab/>
-      <w:t>2025-07-09</w:t>
+      <w:t>2025-07-11</w:t>
       <w:br/>
       <w:br/>
     </w:r>

--- a/tillsyn/A 42164-2024 tillsynsbegäran.docx
+++ b/tillsyn/A 42164-2024 tillsynsbegäran.docx
@@ -729,7 +729,7 @@
     <w:r>
       <w:tab/>
       <w:tab/>
-      <w:t>2025-07-11</w:t>
+      <w:t>2025-07-12</w:t>
       <w:br/>
       <w:br/>
     </w:r>

--- a/tillsyn/A 42164-2024 tillsynsbegäran.docx
+++ b/tillsyn/A 42164-2024 tillsynsbegäran.docx
@@ -729,7 +729,7 @@
     <w:r>
       <w:tab/>
       <w:tab/>
-      <w:t>2025-07-12</w:t>
+      <w:t>2025-07-13</w:t>
       <w:br/>
       <w:br/>
     </w:r>

--- a/tillsyn/A 42164-2024 tillsynsbegäran.docx
+++ b/tillsyn/A 42164-2024 tillsynsbegäran.docx
@@ -729,7 +729,7 @@
     <w:r>
       <w:tab/>
       <w:tab/>
-      <w:t>2025-07-13</w:t>
+      <w:t>2025-07-14</w:t>
       <w:br/>
       <w:br/>
     </w:r>

--- a/tillsyn/A 42164-2024 tillsynsbegäran.docx
+++ b/tillsyn/A 42164-2024 tillsynsbegäran.docx
@@ -767,7 +767,7 @@
     <w:r>
       <w:tab/>
       <w:tab/>
-      <w:t>2025-08-06</w:t>
+      <w:t>2025-08-09</w:t>
       <w:br/>
       <w:br/>
     </w:r>
